--- a/04_Assessment_Attendance_and_Credit_Reporting/TAS2O_Report_Card_Credit_Reporting_Procedure_AI_Enhanced.docx
+++ b/04_Assessment_Attendance_and_Credit_Reporting/TAS2O_Report_Card_Credit_Reporting_Procedure_AI_Enhanced.docx
@@ -119,7 +119,7 @@
                 <w:b w:val="0"/>
                 <w:sz w:val="18"/>
               </w:rPr>
-              <w:t>[Insert School Name]</w:t>
+              <w:t>Webtree Academy</w:t>
             </w:r>
           </w:p>
         </w:tc>
@@ -153,7 +153,7 @@
                 <w:b w:val="0"/>
                 <w:sz w:val="18"/>
               </w:rPr>
-              <w:t>[Insert BSID]</w:t>
+              <w:t>883796</w:t>
             </w:r>
           </w:p>
         </w:tc>
@@ -187,7 +187,7 @@
                 <w:b w:val="0"/>
                 <w:sz w:val="18"/>
               </w:rPr>
-              <w:t>[Insert Principal Name]</w:t>
+              <w:t>Henry Michels</w:t>
             </w:r>
           </w:p>
         </w:tc>
@@ -323,7 +323,7 @@
                 <w:b w:val="0"/>
                 <w:sz w:val="18"/>
               </w:rPr>
-              <w:t>[Insert Teacher Name]</w:t>
+              <w:t>Carlos Chen</w:t>
             </w:r>
           </w:p>
         </w:tc>
@@ -357,7 +357,7 @@
                 <w:b w:val="0"/>
                 <w:sz w:val="18"/>
               </w:rPr>
-              <w:t>[Insert School Year / Semester]</w:t>
+              <w:t>2026-2027 / Summer 2026</w:t>
             </w:r>
           </w:p>
         </w:tc>
@@ -391,7 +391,7 @@
                 <w:b w:val="0"/>
                 <w:sz w:val="18"/>
               </w:rPr>
-              <w:t>[Insert Date]</w:t>
+              <w:t>2026-05-12</w:t>
             </w:r>
           </w:p>
         </w:tc>
@@ -3763,7 +3763,7 @@
         <w:spacing w:after="80"/>
       </w:pPr>
       <w:r>
-        <w:t>Teacher: [Insert Teacher Name]</w:t>
+        <w:t>Teacher: Carlos Chen</w:t>
       </w:r>
     </w:p>
     <w:p>
@@ -3771,7 +3771,7 @@
         <w:spacing w:after="80"/>
       </w:pPr>
       <w:r>
-        <w:t>Principal / Designate: [Insert Name]</w:t>
+        <w:t>Principal / Designate: Henry Michels</w:t>
       </w:r>
     </w:p>
     <w:p>
@@ -6404,7 +6404,7 @@
                 <w:b w:val="0"/>
                 <w:sz w:val="18"/>
               </w:rPr>
-              <w:t>[Insert Principal Name]</w:t>
+              <w:t>Henry Michels</w:t>
             </w:r>
           </w:p>
         </w:tc>

--- a/04_Assessment_Attendance_and_Credit_Reporting/TAS2O_Report_Card_Credit_Reporting_Procedure_AI_Enhanced.docx
+++ b/04_Assessment_Attendance_and_Credit_Reporting/TAS2O_Report_Card_Credit_Reporting_Procedure_AI_Enhanced.docx
@@ -113,12 +113,7 @@
             <w:vAlign w:val="top"/>
           </w:tcPr>
           <w:p>
-            <w:r/>
-            <w:r>
-              <w:rPr>
-                <w:b w:val="0"/>
-                <w:sz w:val="18"/>
-              </w:rPr>
+            <w:r>
               <w:t>Webtree Academy</w:t>
             </w:r>
           </w:p>
@@ -147,12 +142,7 @@
             <w:vAlign w:val="top"/>
           </w:tcPr>
           <w:p>
-            <w:r/>
-            <w:r>
-              <w:rPr>
-                <w:b w:val="0"/>
-                <w:sz w:val="18"/>
-              </w:rPr>
+            <w:r>
               <w:t>883796</w:t>
             </w:r>
           </w:p>
@@ -181,12 +171,7 @@
             <w:vAlign w:val="top"/>
           </w:tcPr>
           <w:p>
-            <w:r/>
-            <w:r>
-              <w:rPr>
-                <w:b w:val="0"/>
-                <w:sz w:val="18"/>
-              </w:rPr>
+            <w:r>
               <w:t>Henry Michels</w:t>
             </w:r>
           </w:p>
@@ -215,12 +200,7 @@
             <w:vAlign w:val="top"/>
           </w:tcPr>
           <w:p>
-            <w:r/>
-            <w:r>
-              <w:rPr>
-                <w:b w:val="0"/>
-                <w:sz w:val="18"/>
-              </w:rPr>
+            <w:r>
               <w:t>TAS2O</w:t>
             </w:r>
           </w:p>
@@ -249,12 +229,7 @@
             <w:vAlign w:val="top"/>
           </w:tcPr>
           <w:p>
-            <w:r/>
-            <w:r>
-              <w:rPr>
-                <w:b w:val="0"/>
-                <w:sz w:val="18"/>
-              </w:rPr>
+            <w:r>
               <w:t>Technology and the Skilled Trades</w:t>
             </w:r>
           </w:p>
@@ -283,13 +258,8 @@
             <w:vAlign w:val="top"/>
           </w:tcPr>
           <w:p>
-            <w:r/>
-            <w:r>
-              <w:rPr>
-                <w:b w:val="0"/>
-                <w:sz w:val="18"/>
-              </w:rPr>
-              <w:t>Grade 10 / Open / 1.0 credit</w:t>
+            <w:r>
+              <w:t>Grade 10, Open, 1.0 credit</w:t>
             </w:r>
           </w:p>
         </w:tc>
@@ -317,12 +287,7 @@
             <w:vAlign w:val="top"/>
           </w:tcPr>
           <w:p>
-            <w:r/>
-            <w:r>
-              <w:rPr>
-                <w:b w:val="0"/>
-                <w:sz w:val="18"/>
-              </w:rPr>
+            <w:r>
               <w:t>Carlos Chen</w:t>
             </w:r>
           </w:p>
@@ -351,12 +316,7 @@
             <w:vAlign w:val="top"/>
           </w:tcPr>
           <w:p>
-            <w:r/>
-            <w:r>
-              <w:rPr>
-                <w:b w:val="0"/>
-                <w:sz w:val="18"/>
-              </w:rPr>
+            <w:r>
               <w:t>2026-2027 / Summer 2026</w:t>
             </w:r>
           </w:p>
@@ -385,12 +345,7 @@
             <w:vAlign w:val="top"/>
           </w:tcPr>
           <w:p>
-            <w:r/>
-            <w:r>
-              <w:rPr>
-                <w:b w:val="0"/>
-                <w:sz w:val="18"/>
-              </w:rPr>
+            <w:r>
               <w:t>2026-05-12</w:t>
             </w:r>
           </w:p>
@@ -3691,7 +3646,7 @@
         <w:spacing w:after="80"/>
       </w:pPr>
       <w:r>
-        <w:t>[School Letterhead]</w:t>
+        <w:t>Webtree Academy</w:t>
       </w:r>
     </w:p>
     <w:p>
@@ -3731,7 +3686,7 @@
         <w:spacing w:after="80"/>
       </w:pPr>
       <w:r>
-        <w:t>This letter confirms that [Student Legal Name] completed TAS2O - Technology and the Skilled Trades, Grade 10, Open, 1.0 credit, at [School Name] during [term/session dates].</w:t>
+        <w:t>This letter confirms that [Student Legal Name] completed TAS2O - Technology and the Skilled Trades, Grade 10, Open, 1.0 credit, at Webtree Academy during [term/session dates].</w:t>
       </w:r>
     </w:p>
     <w:p>
@@ -3784,7 +3739,7 @@
         <w:spacing w:after="80"/>
       </w:pPr>
       <w:r>
-        <w:t>Please contact [school contact information] if further verification is required.</w:t>
+        <w:t>Please contact https://www.webtreeedu.com/ | (416) 792-8280 | info@webtreeedu.com if further verification is required.</w:t>
       </w:r>
     </w:p>
     <w:p>
@@ -3805,7 +3760,7 @@
         <w:spacing w:after="80"/>
       </w:pPr>
       <w:r>
-        <w:t>[Principal / Designate Name and Signature]</w:t>
+        <w:t>Henry Michels</w:t>
       </w:r>
     </w:p>
     <w:p>
@@ -3905,13 +3860,8 @@
             <w:vAlign w:val="top"/>
           </w:tcPr>
           <w:p>
-            <w:r/>
-            <w:r>
-              <w:rPr>
-                <w:b w:val="0"/>
-                <w:sz w:val="18"/>
-              </w:rPr>
-              <w:t>[ ] Verified</w:t>
+            <w:r>
+              <w:t>Carlos Chen</w:t>
             </w:r>
           </w:p>
         </w:tc>
@@ -3954,13 +3904,8 @@
             <w:vAlign w:val="top"/>
           </w:tcPr>
           <w:p>
-            <w:r/>
-            <w:r>
-              <w:rPr>
-                <w:b w:val="0"/>
-                <w:sz w:val="18"/>
-              </w:rPr>
-              <w:t>[ ] Verified</w:t>
+            <w:r>
+              <w:t>Henry Michels</w:t>
             </w:r>
           </w:p>
         </w:tc>
@@ -4003,13 +3948,8 @@
             <w:vAlign w:val="top"/>
           </w:tcPr>
           <w:p>
-            <w:r/>
-            <w:r>
-              <w:rPr>
-                <w:b w:val="0"/>
-                <w:sz w:val="18"/>
-              </w:rPr>
-              <w:t>[ ] Verified</w:t>
+            <w:r>
+              <w:t>Webtree Academy Admin</w:t>
             </w:r>
           </w:p>
         </w:tc>

--- a/04_Assessment_Attendance_and_Credit_Reporting/TAS2O_Report_Card_Credit_Reporting_Procedure_AI_Enhanced.docx
+++ b/04_Assessment_Attendance_and_Credit_Reporting/TAS2O_Report_Card_Credit_Reporting_Procedure_AI_Enhanced.docx
@@ -2198,7 +2198,7 @@
                 <w:b w:val="0"/>
                 <w:sz w:val="18"/>
               </w:rPr>
-              <w:t>[ ] Complete</w:t>
+              <w:t>Pending Complete</w:t>
             </w:r>
           </w:p>
         </w:tc>
@@ -2248,7 +2248,7 @@
                 <w:b w:val="0"/>
                 <w:sz w:val="18"/>
               </w:rPr>
-              <w:t>[ ] Complete</w:t>
+              <w:t>Pending Complete</w:t>
             </w:r>
           </w:p>
         </w:tc>
@@ -2298,7 +2298,7 @@
                 <w:b w:val="0"/>
                 <w:sz w:val="18"/>
               </w:rPr>
-              <w:t>[ ] Complete</w:t>
+              <w:t>Pending Complete</w:t>
             </w:r>
           </w:p>
         </w:tc>
@@ -2348,7 +2348,7 @@
                 <w:b w:val="0"/>
                 <w:sz w:val="18"/>
               </w:rPr>
-              <w:t>[ ] Complete</w:t>
+              <w:t>Pending Complete</w:t>
             </w:r>
           </w:p>
         </w:tc>
@@ -2398,7 +2398,7 @@
                 <w:b w:val="0"/>
                 <w:sz w:val="18"/>
               </w:rPr>
-              <w:t>[ ] Complete</w:t>
+              <w:t>Pending Complete</w:t>
             </w:r>
           </w:p>
         </w:tc>
@@ -2448,7 +2448,7 @@
                 <w:b w:val="0"/>
                 <w:sz w:val="18"/>
               </w:rPr>
-              <w:t>[ ] Complete</w:t>
+              <w:t>Pending Complete</w:t>
             </w:r>
           </w:p>
         </w:tc>
@@ -2498,7 +2498,7 @@
                 <w:b w:val="0"/>
                 <w:sz w:val="18"/>
               </w:rPr>
-              <w:t>[ ] Complete</w:t>
+              <w:t>Pending Complete</w:t>
             </w:r>
           </w:p>
         </w:tc>
@@ -3082,7 +3082,7 @@
                 <w:b w:val="0"/>
                 <w:sz w:val="18"/>
               </w:rPr>
-              <w:t>[Student] demonstrates strong understanding of the engineering design process and applies safe, effective strategies when designing, building, testing, and refining prototypes. [Student] uses AI tools responsibly as a support for research and iteration, while verifying information and explaining decisions independently.</w:t>
+              <w:t>Student demonstrates strong understanding of the engineering design process and applies safe, effective strategies when designing, building, testing, and refining prototypes. Student uses AI tools responsibly as a support for research and iteration, while verifying information and explaining decisions independently.</w:t>
             </w:r>
           </w:p>
         </w:tc>
@@ -3116,7 +3116,7 @@
                 <w:b w:val="0"/>
                 <w:sz w:val="18"/>
               </w:rPr>
-              <w:t>[Student] demonstrates considerable understanding of safety, measurement, design, and prototype development. [Student] is developing effective habits in documentation, quality control, and responsible AI use.</w:t>
+              <w:t>Student demonstrates considerable understanding of safety, measurement, design, and prototype development. Student is developing effective habits in documentation, quality control, and responsible AI use.</w:t>
             </w:r>
           </w:p>
         </w:tc>
@@ -3150,7 +3150,7 @@
                 <w:b w:val="0"/>
                 <w:sz w:val="18"/>
               </w:rPr>
-              <w:t>[Student] is beginning to apply the design process and safety routines with support. Next steps include improving documentation, completing testing evidence, and explaining technical choices more clearly.</w:t>
+              <w:t>Student is beginning to apply the design process and safety routines with support. Next steps include improving documentation, completing testing evidence, and explaining technical choices more clearly.</w:t>
             </w:r>
           </w:p>
         </w:tc>
@@ -3184,7 +3184,7 @@
                 <w:b w:val="0"/>
                 <w:sz w:val="18"/>
               </w:rPr>
-              <w:t>[Student] requires continued support to meet course expectations, especially in completing required evidence, following project timelines, and documenting design decisions. Regular attendance and completion of missing work are important next steps.</w:t>
+              <w:t>Student requires continued support to meet course expectations, especially in completing required evidence, following project timelines, and documenting design decisions. Regular attendance and completion of missing work are important next steps.</w:t>
             </w:r>
           </w:p>
         </w:tc>
@@ -3218,7 +3218,7 @@
                 <w:b w:val="0"/>
                 <w:sz w:val="18"/>
               </w:rPr>
-              <w:t>[Student] has made meaningful connections between technology learning, skilled trades pathways, sustainability, and future workplace skills.</w:t>
+              <w:t>Student has made meaningful connections between technology learning, skilled trades pathways, sustainability, and future workplace skills.</w:t>
             </w:r>
           </w:p>
         </w:tc>
@@ -3654,7 +3654,7 @@
         <w:spacing w:after="80"/>
       </w:pPr>
       <w:r>
-        <w:t>[Date]</w:t>
+        <w:t>Date</w:t>
       </w:r>
     </w:p>
     <w:p>
@@ -3662,7 +3662,7 @@
         <w:spacing w:after="80"/>
       </w:pPr>
       <w:r>
-        <w:t>To: [Receiving School / Parent / Guardian]</w:t>
+        <w:t>To: Receiving School / Parent / Guardian</w:t>
       </w:r>
     </w:p>
     <w:p>
@@ -3673,7 +3673,7 @@
         <w:rPr>
           <w:b/>
         </w:rPr>
-        <w:t>Re: TAS2O Credit Completion - [Student Legal Name], OEN: [OEN if available]</w:t>
+        <w:t>Re: TAS2O Credit Completion - Student Legal Name, OEN: OEN if available</w:t>
       </w:r>
     </w:p>
     <w:p>
@@ -3686,7 +3686,7 @@
         <w:spacing w:after="80"/>
       </w:pPr>
       <w:r>
-        <w:t>This letter confirms that [Student Legal Name] completed TAS2O - Technology and the Skilled Trades, Grade 10, Open, 1.0 credit, at Webtree Academy during [term/session dates].</w:t>
+        <w:t>This letter confirms that Student Legal Name completed TAS2O - Technology and the Skilled Trades, Grade 10, Open, 1.0 credit, at Webtree Academy during Term/session dates.</w:t>
       </w:r>
     </w:p>
     <w:p>
@@ -3694,7 +3694,7 @@
         <w:spacing w:after="80"/>
       </w:pPr>
       <w:r>
-        <w:t>Final Percentage Grade: [Insert %]</w:t>
+        <w:t>Final Percentage Grade: Insert %</w:t>
       </w:r>
     </w:p>
     <w:p>
@@ -3702,7 +3702,7 @@
         <w:spacing w:after="80"/>
       </w:pPr>
       <w:r>
-        <w:t>Credit Earned: [Yes / No]</w:t>
+        <w:t>Credit Earned: Yes / No</w:t>
       </w:r>
     </w:p>
     <w:p>
@@ -3710,7 +3710,7 @@
         <w:spacing w:after="80"/>
       </w:pPr>
       <w:r>
-        <w:t>Date of Completion: [Insert Date]</w:t>
+        <w:t>Date of Completion: Insert Date</w:t>
       </w:r>
     </w:p>
     <w:p>
@@ -3998,7 +3998,7 @@
                 <w:b w:val="0"/>
                 <w:sz w:val="18"/>
               </w:rPr>
-              <w:t>[ ] Verified</w:t>
+              <w:t>Pending Verified</w:t>
             </w:r>
           </w:p>
         </w:tc>
@@ -4047,7 +4047,7 @@
                 <w:b w:val="0"/>
                 <w:sz w:val="18"/>
               </w:rPr>
-              <w:t>[ ] Verified</w:t>
+              <w:t>Pending Verified</w:t>
             </w:r>
           </w:p>
         </w:tc>
@@ -4096,7 +4096,7 @@
                 <w:b w:val="0"/>
                 <w:sz w:val="18"/>
               </w:rPr>
-              <w:t>[ ] Verified</w:t>
+              <w:t>Pending Verified</w:t>
             </w:r>
           </w:p>
         </w:tc>
@@ -4145,7 +4145,7 @@
                 <w:b w:val="0"/>
                 <w:sz w:val="18"/>
               </w:rPr>
-              <w:t>[ ] Verified</w:t>
+              <w:t>Pending Verified</w:t>
             </w:r>
           </w:p>
         </w:tc>
@@ -4194,7 +4194,7 @@
                 <w:b w:val="0"/>
                 <w:sz w:val="18"/>
               </w:rPr>
-              <w:t>[ ] Verified</w:t>
+              <w:t>Pending Verified</w:t>
             </w:r>
           </w:p>
         </w:tc>
@@ -4243,7 +4243,7 @@
                 <w:b w:val="0"/>
                 <w:sz w:val="18"/>
               </w:rPr>
-              <w:t>[ ] Verified</w:t>
+              <w:t>Pending Verified</w:t>
             </w:r>
           </w:p>
         </w:tc>
@@ -4292,7 +4292,7 @@
                 <w:b w:val="0"/>
                 <w:sz w:val="18"/>
               </w:rPr>
-              <w:t>[ ] Verified</w:t>
+              <w:t>Pending Verified</w:t>
             </w:r>
           </w:p>
         </w:tc>
@@ -5143,7 +5143,7 @@
                 <w:b w:val="0"/>
                 <w:sz w:val="18"/>
               </w:rPr>
-              <w:t>[ ]</w:t>
+              <w:t>Pending</w:t>
             </w:r>
           </w:p>
         </w:tc>
@@ -5209,7 +5209,7 @@
                 <w:b w:val="0"/>
                 <w:sz w:val="18"/>
               </w:rPr>
-              <w:t>[ ]</w:t>
+              <w:t>Pending</w:t>
             </w:r>
           </w:p>
         </w:tc>
@@ -5275,7 +5275,7 @@
                 <w:b w:val="0"/>
                 <w:sz w:val="18"/>
               </w:rPr>
-              <w:t>[ ]</w:t>
+              <w:t>Pending</w:t>
             </w:r>
           </w:p>
         </w:tc>
@@ -5341,7 +5341,7 @@
                 <w:b w:val="0"/>
                 <w:sz w:val="18"/>
               </w:rPr>
-              <w:t>[ ]</w:t>
+              <w:t>Pending</w:t>
             </w:r>
           </w:p>
         </w:tc>
@@ -5407,7 +5407,7 @@
                 <w:b w:val="0"/>
                 <w:sz w:val="18"/>
               </w:rPr>
-              <w:t>[ ]</w:t>
+              <w:t>Pending</w:t>
             </w:r>
           </w:p>
         </w:tc>
@@ -5473,7 +5473,7 @@
                 <w:b w:val="0"/>
                 <w:sz w:val="18"/>
               </w:rPr>
-              <w:t>[ ]</w:t>
+              <w:t>Pending</w:t>
             </w:r>
           </w:p>
         </w:tc>
@@ -5539,7 +5539,7 @@
                 <w:b w:val="0"/>
                 <w:sz w:val="18"/>
               </w:rPr>
-              <w:t>[ ]</w:t>
+              <w:t>Pending</w:t>
             </w:r>
           </w:p>
         </w:tc>
@@ -5605,7 +5605,7 @@
                 <w:b w:val="0"/>
                 <w:sz w:val="18"/>
               </w:rPr>
-              <w:t>[ ]</w:t>
+              <w:t>Pending</w:t>
             </w:r>
           </w:p>
         </w:tc>
@@ -5671,7 +5671,7 @@
                 <w:b w:val="0"/>
                 <w:sz w:val="18"/>
               </w:rPr>
-              <w:t>[ ]</w:t>
+              <w:t>Pending</w:t>
             </w:r>
           </w:p>
         </w:tc>
@@ -6312,7 +6312,7 @@
                 <w:b w:val="0"/>
                 <w:sz w:val="18"/>
               </w:rPr>
-              <w:t>[Insert Date]</w:t>
+              <w:t>Insert Date</w:t>
             </w:r>
           </w:p>
         </w:tc>
@@ -6328,7 +6328,7 @@
                 <w:b w:val="0"/>
                 <w:sz w:val="18"/>
               </w:rPr>
-              <w:t>[Insert Name]</w:t>
+              <w:t>Insert Name</w:t>
             </w:r>
           </w:p>
         </w:tc>
